--- a/Projektmunka dokumentáció.docx
+++ b/Projektmunka dokumentáció.docx
@@ -33,7 +33,6 @@
           <w:szCs w:val="48"/>
         </w:rPr>
       </w:pPr>
-      <w:proofErr w:type="spellStart"/>
       <w:r>
         <w:rPr>
           <w:rFonts w:ascii="Times New Roman" w:hAnsi="Times New Roman" w:cs="Times New Roman"/>
@@ -41,38 +40,33 @@
           <w:sz w:val="44"/>
           <w:szCs w:val="48"/>
         </w:rPr>
-        <w:t>Kulturvadász</w:t>
-      </w:r>
-      <w:proofErr w:type="spellEnd"/>
-      <w:r>
-        <w:rPr>
-          <w:rFonts w:ascii="Times New Roman" w:hAnsi="Times New Roman" w:cs="Times New Roman"/>
-          <w:b/>
+        <w:t>Kulturvadász Webalkalmazás</w:t>
+      </w:r>
+    </w:p>
+    <w:p>
+      <w:pPr>
+        <w:jc w:val="center"/>
+        <w:rPr>
           <w:sz w:val="44"/>
           <w:szCs w:val="48"/>
         </w:rPr>
-        <w:t xml:space="preserve"> Webalkalmazás</w:t>
-      </w:r>
-    </w:p>
-    <w:p>
-      <w:pPr>
-        <w:jc w:val="center"/>
+      </w:pPr>
+      <w:r>
         <w:rPr>
           <w:sz w:val="44"/>
           <w:szCs w:val="48"/>
         </w:rPr>
-      </w:pPr>
-      <w:r>
-        <w:rPr>
-          <w:noProof/>
-          <w:sz w:val="44"/>
-          <w:szCs w:val="48"/>
-        </w:rPr>
         <w:drawing>
-          <wp:inline distT="0" distB="0" distL="0" distR="0">
-            <wp:extent cx="1838325" cy="1838325"/>
-            <wp:effectExtent l="0" t="0" r="9525" b="9525"/>
-            <wp:docPr id="1" name="Kép 1"/>
+          <wp:inline distT="0" distB="0" distL="0" distR="0" wp14:anchorId="55407624" wp14:editId="37B0AA2E">
+            <wp:extent cx="1735584" cy="1735584"/>
+            <wp:effectExtent l="95250" t="76200" r="93345" b="950595"/>
+            <wp:docPr id="5" name="Kép 4">
+              <a:extLst xmlns:a="http://schemas.openxmlformats.org/drawingml/2006/main">
+                <a:ext uri="{FF2B5EF4-FFF2-40B4-BE49-F238E27FC236}">
+                  <a16:creationId xmlns:a16="http://schemas.microsoft.com/office/drawing/2014/main" id="{6BD77F65-369E-40F1-B39D-E8545038A701}"/>
+                </a:ext>
+              </a:extLst>
+            </wp:docPr>
             <wp:cNvGraphicFramePr>
               <a:graphicFrameLocks xmlns:a="http://schemas.openxmlformats.org/drawingml/2006/main" noChangeAspect="1"/>
             </wp:cNvGraphicFramePr>
@@ -80,8 +74,16 @@
               <a:graphicData uri="http://schemas.openxmlformats.org/drawingml/2006/picture">
                 <pic:pic xmlns:pic="http://schemas.openxmlformats.org/drawingml/2006/picture">
                   <pic:nvPicPr>
-                    <pic:cNvPr id="1" name="ChatGPT Image 2025. szept. 11. 12_11_51.png"/>
-                    <pic:cNvPicPr/>
+                    <pic:cNvPr id="5" name="Kép 4">
+                      <a:extLst>
+                        <a:ext uri="{FF2B5EF4-FFF2-40B4-BE49-F238E27FC236}">
+                          <a16:creationId xmlns:a16="http://schemas.microsoft.com/office/drawing/2014/main" id="{6BD77F65-369E-40F1-B39D-E8545038A701}"/>
+                        </a:ext>
+                      </a:extLst>
+                    </pic:cNvPr>
+                    <pic:cNvPicPr>
+                      <a:picLocks noChangeAspect="1"/>
+                    </pic:cNvPicPr>
                   </pic:nvPicPr>
                   <pic:blipFill>
                     <a:blip r:embed="rId4" cstate="print">
@@ -98,11 +100,35 @@
                   <pic:spPr>
                     <a:xfrm>
                       <a:off x="0" y="0"/>
-                      <a:ext cx="1838325" cy="1838325"/>
+                      <a:ext cx="1735584" cy="1735584"/>
                     </a:xfrm>
-                    <a:prstGeom prst="rect">
+                    <a:prstGeom prst="ellipse">
                       <a:avLst/>
                     </a:prstGeom>
+                    <a:ln w="63500" cap="rnd">
+                      <a:solidFill>
+                        <a:srgbClr val="333333"/>
+                      </a:solidFill>
+                    </a:ln>
+                    <a:effectLst>
+                      <a:outerShdw blurRad="381000" dist="292100" dir="5400000" sx="-80000" sy="-18000" rotWithShape="0">
+                        <a:srgbClr val="000000">
+                          <a:alpha val="22000"/>
+                        </a:srgbClr>
+                      </a:outerShdw>
+                    </a:effectLst>
+                    <a:scene3d>
+                      <a:camera prst="orthographicFront"/>
+                      <a:lightRig rig="contrasting" dir="t">
+                        <a:rot lat="0" lon="0" rev="3000000"/>
+                      </a:lightRig>
+                    </a:scene3d>
+                    <a:sp3d contourW="7620">
+                      <a:bevelT w="95250" h="31750"/>
+                      <a:contourClr>
+                        <a:srgbClr val="333333"/>
+                      </a:contourClr>
+                    </a:sp3d>
                   </pic:spPr>
                 </pic:pic>
               </a:graphicData>
@@ -259,25 +285,7 @@
           <w:sz w:val="40"/>
           <w:szCs w:val="40"/>
         </w:rPr>
-        <w:t xml:space="preserve">Almássy Benedek Solt, </w:t>
-      </w:r>
-      <w:proofErr w:type="spellStart"/>
-      <w:r>
-        <w:rPr>
-          <w:rFonts w:ascii="Times New Roman" w:hAnsi="Times New Roman" w:cs="Times New Roman"/>
-          <w:sz w:val="40"/>
-          <w:szCs w:val="40"/>
-        </w:rPr>
-        <w:t>Dorfinger</w:t>
-      </w:r>
-      <w:proofErr w:type="spellEnd"/>
-      <w:r>
-        <w:rPr>
-          <w:rFonts w:ascii="Times New Roman" w:hAnsi="Times New Roman" w:cs="Times New Roman"/>
-          <w:sz w:val="40"/>
-          <w:szCs w:val="40"/>
-        </w:rPr>
-        <w:t xml:space="preserve"> Dávid</w:t>
+        <w:t>Almássy Benedek Solt, Dorfinger Dávid</w:t>
       </w:r>
     </w:p>
     <w:p>
@@ -354,31 +362,20 @@
         </w:rPr>
         <w:t xml:space="preserve">Az </w:t>
       </w:r>
-      <w:proofErr w:type="spellStart"/>
-      <w:r>
-        <w:rPr>
-          <w:rFonts w:ascii="Times New Roman" w:hAnsi="Times New Roman" w:cs="Times New Roman"/>
-          <w:sz w:val="24"/>
-        </w:rPr>
-        <w:t>alkamazásunk</w:t>
-      </w:r>
-      <w:proofErr w:type="spellEnd"/>
-      <w:r>
-        <w:rPr>
-          <w:rFonts w:ascii="Times New Roman" w:hAnsi="Times New Roman" w:cs="Times New Roman"/>
-          <w:sz w:val="24"/>
-        </w:rPr>
-        <w:t xml:space="preserve"> </w:t>
-      </w:r>
-      <w:proofErr w:type="spellStart"/>
-      <w:r>
-        <w:rPr>
-          <w:rFonts w:ascii="Times New Roman" w:hAnsi="Times New Roman" w:cs="Times New Roman"/>
-          <w:sz w:val="24"/>
-        </w:rPr>
-        <w:t>neve:Kulturvadász</w:t>
-      </w:r>
-      <w:proofErr w:type="spellEnd"/>
+      <w:r>
+        <w:rPr>
+          <w:rFonts w:ascii="Times New Roman" w:hAnsi="Times New Roman" w:cs="Times New Roman"/>
+          <w:sz w:val="24"/>
+        </w:rPr>
+        <w:t>alkalmazásunk</w:t>
+      </w:r>
+      <w:r>
+        <w:rPr>
+          <w:rFonts w:ascii="Times New Roman" w:hAnsi="Times New Roman" w:cs="Times New Roman"/>
+          <w:sz w:val="24"/>
+        </w:rPr>
+        <w:t xml:space="preserve"> neve:Kulturvadász</w:t>
+      </w:r>
     </w:p>
     <w:p>
       <w:pPr>
@@ -415,36 +412,89 @@
           <w:rFonts w:ascii="Times New Roman" w:hAnsi="Times New Roman" w:cs="Times New Roman"/>
           <w:sz w:val="24"/>
         </w:rPr>
-        <w:t xml:space="preserve">a szeretetünk a túrázás és az étel. A </w:t>
-      </w:r>
-      <w:proofErr w:type="spellStart"/>
-      <w:r>
-        <w:rPr>
-          <w:rFonts w:ascii="Times New Roman" w:hAnsi="Times New Roman" w:cs="Times New Roman"/>
-          <w:sz w:val="24"/>
-        </w:rPr>
-        <w:t>gasztroturizmus</w:t>
-      </w:r>
-      <w:proofErr w:type="spellEnd"/>
-      <w:r>
-        <w:rPr>
-          <w:rFonts w:ascii="Times New Roman" w:hAnsi="Times New Roman" w:cs="Times New Roman"/>
-          <w:sz w:val="24"/>
-        </w:rPr>
-        <w:t xml:space="preserve"> számunkra többet jelent, mint pusztán étel és ital. Ez egy olyan utazási forma, ahol az emberek a helyi ízeket, hagyományokon és történeteken keresztül ismerik meg igazán egy táj, egy régió vagy egy nemzet lelkét.</w:t>
-      </w:r>
-    </w:p>
-    <w:p>
-      <w:pPr>
+        <w:t xml:space="preserve">a szeretetünk a túrázás és az étel. A gasztroturizmus számunkra többet jelent, mint pusztán étel és ital. Ez egy olyan utazási forma, ahol az emberek a helyi ízeket, hagyományokon és történeteken keresztül ismerik meg igazán </w:t>
+      </w:r>
+      <w:r>
+        <w:rPr>
+          <w:rFonts w:ascii="Times New Roman" w:hAnsi="Times New Roman" w:cs="Times New Roman"/>
+          <w:sz w:val="24"/>
+        </w:rPr>
+        <w:t xml:space="preserve">Magyarország </w:t>
+      </w:r>
+      <w:r>
+        <w:rPr>
+          <w:rFonts w:ascii="Times New Roman" w:hAnsi="Times New Roman" w:cs="Times New Roman"/>
+          <w:sz w:val="24"/>
+        </w:rPr>
+        <w:t>tájegységeinek lelkét</w:t>
+      </w:r>
+      <w:r>
+        <w:rPr>
+          <w:rFonts w:ascii="Times New Roman" w:hAnsi="Times New Roman" w:cs="Times New Roman"/>
+          <w:sz w:val="24"/>
+        </w:rPr>
+        <w:t>.</w:t>
+      </w:r>
+    </w:p>
+    <w:p>
+      <w:pPr>
+        <w:pStyle w:val="NormlWeb"/>
         <w:spacing w:line="360" w:lineRule="auto"/>
         <w:jc w:val="both"/>
-        <w:rPr>
-          <w:rFonts w:ascii="Times New Roman" w:hAnsi="Times New Roman" w:cs="Times New Roman"/>
-          <w:sz w:val="24"/>
-        </w:rPr>
-      </w:pPr>
+      </w:pPr>
+      <w:r>
+        <w:t xml:space="preserve">A </w:t>
+      </w:r>
+      <w:r>
+        <w:rPr>
+          <w:rStyle w:val="Kiemels2"/>
+        </w:rPr>
+        <w:t>Kulturvadász</w:t>
+      </w:r>
+      <w:r>
+        <w:t xml:space="preserve"> célja, hogy a felhasználók számára egy olyan platformot biztosítson, ahol a gasztronómia és a túrázás találkozik. Az alkalmazás segítségével a felhasználók felfedezhetik Magyarország különböző régióit, megismerhetik azok jellegzetes ételeit, helyi specialitásait, valamint az ezekhez kapcsolódó kulturális és történelmi érdekességeket.</w:t>
+      </w:r>
+    </w:p>
+    <w:p>
+      <w:pPr>
+        <w:pStyle w:val="NormlWeb"/>
+        <w:spacing w:line="360" w:lineRule="auto"/>
+        <w:jc w:val="both"/>
+      </w:pPr>
+      <w:r>
+        <w:t>A webalkalmazás nem csupán úticélokat ajánl, hanem élményeket is kínál: ösztönzi a természetjárást, a helyi értékek megismerés</w:t>
+      </w:r>
       <w:bookmarkStart w:id="0" w:name="_GoBack"/>
       <w:bookmarkEnd w:id="0"/>
+      <w:r>
+        <w:t>ét és a tudatos utazást. Célunk az volt, hogy egy könnyen kezelhető, informatív és vizuálisan is vonzó felületet hozzunk létre, amely inspirációt ad mindazoknak, akik szeretnének aktívan kikapcsolódni, miközben új ízeket és kultúrákat fedeznek fel.</w:t>
+      </w:r>
+    </w:p>
+    <w:p>
+      <w:pPr>
+        <w:pStyle w:val="NormlWeb"/>
+        <w:spacing w:line="360" w:lineRule="auto"/>
+        <w:jc w:val="both"/>
+      </w:pPr>
+      <w:r>
+        <w:t>A fejlesztés során nagy hangsúlyt fektettünk a csapatmunkára és a feladatok tudatos felosztására. Mindketten részt vettünk a tervezési, fejlesztési és tesztelési folyamatokban, így lehetőségünk nyílt arra, hogy elmélyítsük tudásunkat a webfejlesztés különböző területein. A projekt során alkalmaztuk az órákon tanult technológiákat, valamint önálló kutatómunkával új megoldásokat is elsajátítottunk.</w:t>
+      </w:r>
+    </w:p>
+    <w:p>
+      <w:pPr>
+        <w:pStyle w:val="NormlWeb"/>
+        <w:spacing w:line="360" w:lineRule="auto"/>
+        <w:jc w:val="both"/>
+      </w:pPr>
+      <w:r>
+        <w:t xml:space="preserve">A projekt célja az volt, hogy egy olyan webalkalmazást hozzunk létre, amely valós felhasználói igényeket elégít ki, és hosszú távon is </w:t>
+      </w:r>
+      <w:r>
+        <w:t>tovább fejleszthető</w:t>
+      </w:r>
+      <w:r>
+        <w:t>.</w:t>
+      </w:r>
     </w:p>
     <w:sectPr>
       <w:pgSz w:w="11906" w:h="16838"/>
@@ -880,7 +930,6 @@
   <w:style w:type="character" w:default="1" w:styleId="Bekezdsalapbettpusa">
     <w:name w:val="Default Paragraph Font"/>
     <w:uiPriority w:val="1"/>
-    <w:semiHidden/>
     <w:unhideWhenUsed/>
   </w:style>
   <w:style w:type="table" w:default="1" w:styleId="Normltblzat">
@@ -916,6 +965,33 @@
       <w:color w:val="000000" w:themeColor="text1"/>
       <w:sz w:val="28"/>
       <w:szCs w:val="32"/>
+    </w:rPr>
+  </w:style>
+  <w:style w:type="paragraph" w:styleId="NormlWeb">
+    <w:name w:val="Normal (Web)"/>
+    <w:basedOn w:val="Norml"/>
+    <w:uiPriority w:val="99"/>
+    <w:unhideWhenUsed/>
+    <w:rsid w:val="00A00F52"/>
+    <w:pPr>
+      <w:spacing w:before="100" w:beforeAutospacing="1" w:after="100" w:afterAutospacing="1" w:line="240" w:lineRule="auto"/>
+    </w:pPr>
+    <w:rPr>
+      <w:rFonts w:ascii="Times New Roman" w:eastAsia="Times New Roman" w:hAnsi="Times New Roman" w:cs="Times New Roman"/>
+      <w:sz w:val="24"/>
+      <w:szCs w:val="24"/>
+      <w:lang w:eastAsia="hu-HU"/>
+    </w:rPr>
+  </w:style>
+  <w:style w:type="character" w:styleId="Kiemels2">
+    <w:name w:val="Strong"/>
+    <w:basedOn w:val="Bekezdsalapbettpusa"/>
+    <w:uiPriority w:val="22"/>
+    <w:qFormat/>
+    <w:rsid w:val="00A00F52"/>
+    <w:rPr>
+      <w:b/>
+      <w:bCs/>
     </w:rPr>
   </w:style>
 </w:styles>
